--- a/Rapports_mensuels/Mois2026_02/ipc_note_17_fr_2026_02.docx
+++ b/Rapports_mensuels/Mois2026_02/ipc_note_17_fr_2026_02.docx
@@ -39,7 +39,7 @@
         <w:pStyle w:val="ipccorps"/>
       </w:pPr>
       <w:r>
-        <w:t xml:space="preserve">De même la variation mensuelle de l’indice des produits non alimentaires a accru de 0.2% en raison de la hausse des prix des divisions suivantes : des «Biens Et Services Divers» de 1 %, des «Transports» et des «Restaurants Et Hotels» de 0.4 %. Aussi la baisse des «Articles D’Habillement Et Chaussures», des «Meubles et Articles De Menage Et Entretien Courant Du Foyer» de -0.1 % et la stagnation des indices des autres</w:t>
+        <w:t xml:space="preserve">De même la variation mensuelle de l’indice des produits non alimentaires a accru de 0.2% en raison de la hausse des prix des divisions suivantes : des «Biens Et Services Divers» de 1 %, des «Transports» et des «Restaurants Et Hotels» de 0.4 %. Aussi la baisse des prix des «Articles D’Habillement Et Chaussures», des «Meubles et Articles De Menage Et Entretien Courant Du Foyer» de -0.1 % et la stagnation des indices des autres</w:t>
       </w:r>
       <w:r>
         <w:t xml:space="preserve"> </w:t>
@@ -83,7 +83,7 @@
         <w:pStyle w:val="ipccorps"/>
       </w:pPr>
       <w:r>
-        <w:t xml:space="preserve">De même, la variation annuelle de l’indice des produits non alimentaires a diminué de -0.1%.</w:t>
+        <w:t xml:space="preserve">De même, la variation annuelle de l’indice des produits non alimentaires a diminué de -0.1%. Alors que la variation des prix des divisions qui constituent les produits non alimentaires a fluctué entre une diminution de la division des «Transports» de -5.6 % et une augumentation de la division des «Biens Et Services Divers» de 3.6 %</w:t>
       </w:r>
     </w:p>
     <w:p>

--- a/Rapports_mensuels/Mois2026_02/ipc_note_17_fr_2026_02.docx
+++ b/Rapports_mensuels/Mois2026_02/ipc_note_17_fr_2026_02.docx
@@ -23,7 +23,7 @@
         <w:pStyle w:val="ipcpara0"/>
       </w:pPr>
       <w:r>
-        <w:t xml:space="preserve">En Février 2026, l’indice des prix à la consommation des ménages de la ville d’Al Hoceima a augmenté de 0.7% par rapport au mois précédent. En glissement annuel, il a décru de -0.2%.</w:t>
+        <w:t xml:space="preserve">En Février 2026, l’indice des prix à la consommation des ménages de la ville d’Al Hoceima a augmenté de 0.7% par rapport au mois précédent. En glissement annuel, il a décru de 0.2%.</w:t>
       </w:r>
     </w:p>
     <w:p>
@@ -31,7 +31,17 @@
         <w:pStyle w:val="ipccorps"/>
       </w:pPr>
       <w:r>
-        <w:t xml:space="preserve">Sur un mois, l’indice des prix des produits alimentaires a augumenté de 1.1% en Février 2026 par rapport à Janvier 2026 résultat de la hausse des prix des «Poisson Et Fruits De Mer» de 7.8 %, des «Fruits» de 4.5 %, des «Viande» de 3.3 %, des «Produits Alimentaires N.C.A.» de 0.1 %.</w:t>
+        <w:rPr>
+          <w:b/>
+          <w:bCs/>
+        </w:rPr>
+        <w:t xml:space="preserve">Sur un mois,</w:t>
+      </w:r>
+      <w:r>
+        <w:t xml:space="preserve"> </w:t>
+      </w:r>
+      <w:r>
+        <w:t xml:space="preserve">l’indice des prix des produits alimentaires a augmenté de 1.1% en Février 2026 par rapport à Janvier 2026, résultat de la hausse des prix des «Poisson et fruits de mer» de 7.8%, des «Fruits» de 4.5%, des «Viande» de 3.3% et des «Produits alimentaires n.c.a.» de 0.1%.</w:t>
       </w:r>
     </w:p>
     <w:p>
@@ -39,7 +49,7 @@
         <w:pStyle w:val="ipccorps"/>
       </w:pPr>
       <w:r>
-        <w:t xml:space="preserve">De même la variation mensuelle de l’indice des produits non alimentaires a accru de 0.2% en raison de la hausse des prix des divisions suivantes : des «Biens Et Services Divers» de 1 %, des «Transports» et des «Restaurants Et Hotels» de 0.4 %. Aussi la baisse des prix des «Articles D’Habillement Et Chaussures», des «Meubles et Articles De Menage Et Entretien Courant Du Foyer» de -0.1 % et la stagnation des indices des autres</w:t>
+        <w:t xml:space="preserve">De même, la variation mensuelle de l’indice des produits non alimentaires a accru de 0.2% en raison de la hausse des prix des divisions suivantes: des «Biens et services divers» de 1% et des «Transports» et des «Restaurants et hôtels» de 0.4%. Aussi la baisse des prix des divisions suivantes : des «Articles d’habillement et chaussures», des «Meubles et articles de ménage et entretien courant du foyer» de 0.1%. Ainsi que, la stagnation des indices des autres</w:t>
       </w:r>
       <w:r>
         <w:t xml:space="preserve"> </w:t>
@@ -69,13 +79,13 @@
         <w:t xml:space="preserve"> </w:t>
       </w:r>
       <w:r>
-        <w:t xml:space="preserve">a baissé de -0.4% en Février 2026, par rapport à Février 2025, sous l’effet de la diminution des</w:t>
+        <w:t xml:space="preserve">a baissé de -0.4% en Février 2026 par rapport à Février 2025, sous l’effet de la diminution des</w:t>
       </w:r>
       <w:r>
         <w:t xml:space="preserve"> </w:t>
       </w:r>
       <w:r>
-        <w:t xml:space="preserve">prix des «Huiles Et Graisses» de -23.6 %, des «Viande» de -5.1 %, des «Lait et Fromage Et Oeufs» de -5 %, des «Eaux Minerales, Boissons Rafraichissantes et Jus De Fruits Et De Legumes (Nd)» de -2.1 %, des «Pain Et Cereales» de -1.9 %, des «Produits Alimentaires N.C.A.» de -1 %. Par ailleurs, l’augmentation des prix des «Poisson Et Fruits De Mer» de 18.6 %, des «Legumes» de 11.8 %, des «Cafe et The Et Cacao» de 8.4 %, des «Tabac» de 4.7 %, des «Fruits» de 2.1 %, des «Sucre, Confiture, Miel et Chocolat Et Confeserie» de 0.5 % et la stagnation des prix n’ont pas affecté l’évolution générale.</w:t>
+        <w:t xml:space="preserve">prix des «Huiles et graisses» de 23.6%, des «Viande» de 5.1%, du «Lait et fromage et œufs» de 5%, des «Eaux minerales, boissons rafraichissantes et jus de fruits et de légumes (nd)» de 2.1%, des «Pain et céréales» et des «Services de restauration» de 1.9% et des «Produits alimentaires n.c.a.» de 1%. Par ailleurs, l’augmentation des prix des «Poisson et fruits de mer» de 18.6%, des «Légumes» de 11.8%, du «Café et thé et cacao» de 8.4%, des «Tabac» de 4.7%, des «Fruits» de 2.1% et des «Sucre, confiture, miel et chocolat et confiserie» de 0.5% et la stagnation des prix NA n’ont pas affecté l’évolution générale.</w:t>
       </w:r>
     </w:p>
     <w:p>
@@ -83,7 +93,7 @@
         <w:pStyle w:val="ipccorps"/>
       </w:pPr>
       <w:r>
-        <w:t xml:space="preserve">De même, la variation annuelle de l’indice des produits non alimentaires a diminué de -0.1%. Alors que la variation des prix des divisions qui constituent les produits non alimentaires a fluctué entre une diminution de la division des «Transports» de -5.6 % et une augumentation de la division des «Biens Et Services Divers» de 3.6 %</w:t>
+        <w:t xml:space="preserve">De même, la variation annuelle de l’indice des produits non alimentaires a diminué de 0.1%. Alors que la variation des prix des divisions qui constituent les produits non alimentaires a fluctué entre une diminution de la division des «Transports» de 5.6% et une augumentation de la division des «Biens et services divers» de 3.6%</w:t>
       </w:r>
     </w:p>
     <w:p>
@@ -146,7 +156,7 @@
         <w:pStyle w:val="ipccorps"/>
       </w:pPr>
       <w:r>
-        <w:t xml:space="preserve">Lecture: En Février 2026, l’indice des prix à la consommation a décru de -0.2% par rapport à Février 2025</w:t>
+        <w:t xml:space="preserve">Lecture: En Février 2026, l’indice des prix à la consommation a décru de 0.2% par rapport à Février 2025</w:t>
       </w:r>
     </w:p>
     <w:p>
